--- a/public/templates/redpen-answer-sheet-template.docx
+++ b/public/templates/redpen-answer-sheet-template.docx
@@ -42,7 +42,7 @@
           <w:sz w:val="20"/>
           <w:szCs w:val="20"/>
         </w:rPr>
-        <w:t xml:space="preserve">1. 請保留每頁頁首的標頭（班級/姓名欄與右側「系統座號區」），不要刪除或移動。</w:t>
+        <w:t xml:space="preserve">1. 請保留每頁頁首的標頭圖（黑色角標與座號塗卡格是系統辨識的依據），不要刪除、裁切或縮放。</w:t>
       </w:r>
     </w:p>
     <w:p>
@@ -55,7 +55,7 @@
           <w:sz w:val="20"/>
           <w:szCs w:val="20"/>
         </w:rPr>
-        <w:t xml:space="preserve">2. 從此處開始自由編輯題目與作答區，完成後匯出成 PDF。</w:t>
+        <w:t xml:space="preserve">2. 從此處開始自由編輯題目與作答區，完成後直接列印；同一份卷可影印或油印給全班、跨班共用。</w:t>
       </w:r>
     </w:p>
     <w:p>
@@ -68,7 +68,7 @@
           <w:sz w:val="20"/>
           <w:szCs w:val="20"/>
         </w:rPr>
-        <w:t xml:space="preserve">3. 到 RedPen「匯入作業」頁點「下載學生答案卷」並選取該 PDF，系統會自動產生整班（每人帶座號、姓名與 QR code）的列印檔。</w:t>
+        <w:t xml:space="preserve">3. 考試時請學生在每一頁「手寫」並「塗卡」自己的座號（用黑筆塗滿）。</w:t>
       </w:r>
     </w:p>
     <w:p>
@@ -81,7 +81,7 @@
           <w:sz w:val="20"/>
           <w:szCs w:val="20"/>
         </w:rPr>
-        <w:t xml:space="preserve">4. 考後掃描或拍照，用「QRcode 模式」匯入即可自動對應學生，不需依座號排序。</w:t>
+        <w:t xml:space="preserve">4. 考後掃描或拍照，在 RedPen 匯入作業時使用「座號辨識模式」，系統會自動依塗卡座號對應學生，不需依號碼排序。</w:t>
       </w:r>
     </w:p>
     <w:p>
@@ -92,7 +92,7 @@
     <w:sectPr>
       <w:headerReference w:type="default" r:id="rId7"/>
       <w:pgSz w:w="11905" w:h="16837" w:orient="portrait"/>
-      <w:pgMar w:top="1927" w:right="1020" w:bottom="1020" w:left="1020" w:header="453" w:footer="708" w:gutter="0"/>
+      <w:pgMar w:top="2607" w:right="1020" w:bottom="1020" w:left="1020" w:header="453" w:footer="708" w:gutter="0"/>
       <w:pgNumType/>
       <w:docGrid w:linePitch="360"/>
     </w:sectPr>
@@ -180,127 +180,51 @@
 
 <file path=word/header1.xml><?xml version="1.0" encoding="utf-8"?>
 <w:hdr xmlns:wpc="http://schemas.microsoft.com/office/word/2010/wordprocessingCanvas" xmlns:mc="http://schemas.openxmlformats.org/markup-compatibility/2006" xmlns:o="urn:schemas-microsoft-com:office:office" xmlns:r="http://schemas.openxmlformats.org/officeDocument/2006/relationships" xmlns:m="http://schemas.openxmlformats.org/officeDocument/2006/math" xmlns:v="urn:schemas-microsoft-com:vml" xmlns:wp14="http://schemas.microsoft.com/office/word/2010/wordprocessingDrawing" xmlns:wp="http://schemas.openxmlformats.org/drawingml/2006/wordprocessingDrawing" xmlns:w10="urn:schemas-microsoft-com:office:word" xmlns:w="http://schemas.openxmlformats.org/wordprocessingml/2006/main" xmlns:w14="http://schemas.microsoft.com/office/word/2010/wordml" xmlns:w15="http://schemas.microsoft.com/office/word/2012/wordml" xmlns:wpg="http://schemas.microsoft.com/office/word/2010/wordprocessingGroup" xmlns:wpi="http://schemas.microsoft.com/office/word/2010/wordprocessingInk" xmlns:wne="http://schemas.microsoft.com/office/word/2006/wordml" xmlns:wps="http://schemas.microsoft.com/office/word/2010/wordprocessingShape" xmlns:cx="http://schemas.microsoft.com/office/drawing/2014/chartex" xmlns:cx1="http://schemas.microsoft.com/office/drawing/2015/9/8/chartex" xmlns:cx2="http://schemas.microsoft.com/office/drawing/2015/10/21/chartex" xmlns:cx3="http://schemas.microsoft.com/office/drawing/2016/5/9/chartex" xmlns:cx4="http://schemas.microsoft.com/office/drawing/2016/5/10/chartex" xmlns:cx5="http://schemas.microsoft.com/office/drawing/2016/5/11/chartex" xmlns:cx6="http://schemas.microsoft.com/office/drawing/2016/5/12/chartex" xmlns:cx7="http://schemas.microsoft.com/office/drawing/2016/5/13/chartex" xmlns:cx8="http://schemas.microsoft.com/office/drawing/2016/5/14/chartex" xmlns:w16cid="http://schemas.microsoft.com/office/word/2016/wordml/cid" xmlns:w16se="http://schemas.microsoft.com/office/word/2015/wordml/symex">
-  <w:tbl>
-    <w:tblPr>
-      <w:tblW w:type="pct" w:w="100%"/>
-      <w:tblBorders>
-        <w:top w:val="none" w:color="FFFFFF" w:sz="0"/>
-        <w:left w:val="none" w:color="FFFFFF" w:sz="0"/>
-        <w:bottom w:val="none" w:color="FFFFFF" w:sz="0"/>
-        <w:right w:val="none" w:color="FFFFFF" w:sz="0"/>
-        <w:insideH w:val="none" w:color="FFFFFF" w:sz="0"/>
-        <w:insideV w:val="none" w:color="FFFFFF" w:sz="0"/>
-      </w:tblBorders>
-    </w:tblPr>
-    <w:tblGrid>
-      <w:gridCol w:w="100"/>
-      <w:gridCol w:w="100"/>
-    </w:tblGrid>
-    <w:tr>
-      <w:tc>
-        <w:tcPr>
-          <w:tcW w:type="pct" w:w="58%"/>
-          <w:tcBorders>
-            <w:top w:val="none" w:color="FFFFFF" w:sz="0"/>
-            <w:left w:val="none" w:color="FFFFFF" w:sz="0"/>
-            <w:bottom w:val="none" w:color="FFFFFF" w:sz="0"/>
-            <w:right w:val="none" w:color="FFFFFF" w:sz="0"/>
-          </w:tcBorders>
-          <w:vAlign w:val="center"/>
-        </w:tcPr>
-        <w:p>
-          <w:pPr>
-            <w:spacing w:after="120"/>
-          </w:pPr>
-          <w:r>
-            <w:rPr>
-              <w:rFonts w:ascii="標楷體" w:cs="標楷體" w:eastAsia="標楷體" w:hAnsi="標楷體"/>
-              <w:sz w:val="26"/>
-              <w:szCs w:val="26"/>
-            </w:rPr>
-            <w:t xml:space="preserve">班級：＿＿＿＿＿　座號：＿＿＿</w:t>
-          </w:r>
-        </w:p>
-        <w:p>
-          <w:pPr>
-            <w:spacing w:after="60"/>
-          </w:pPr>
-          <w:r>
-            <w:rPr>
-              <w:rFonts w:ascii="標楷體" w:cs="標楷體" w:eastAsia="標楷體" w:hAnsi="標楷體"/>
-              <w:sz w:val="26"/>
-              <w:szCs w:val="26"/>
-            </w:rPr>
-            <w:t xml:space="preserve">姓名：＿＿＿＿＿＿　得分：＿＿＿</w:t>
-          </w:r>
-        </w:p>
-        <w:p>
-          <w:r>
-            <w:rPr>
-              <w:color w:val="888888"/>
-              <w:sz w:val="14"/>
-              <w:szCs w:val="14"/>
-            </w:rPr>
-            <w:t xml:space="preserve">（影印發卷時由學生自行填寫）</w:t>
-          </w:r>
-        </w:p>
-      </w:tc>
-      <w:tc>
-        <w:tcPr>
-          <w:tcW w:type="pct" w:w="42%"/>
-          <w:tcBorders>
-            <w:top w:val="dashed" w:color="AAAAAA" w:sz="4"/>
-            <w:left w:val="dashed" w:color="AAAAAA" w:sz="4"/>
-            <w:bottom w:val="dashed" w:color="AAAAAA" w:sz="4"/>
-            <w:right w:val="dashed" w:color="AAAAAA" w:sz="4"/>
-          </w:tcBorders>
-          <w:tcMar>
-            <w:top w:type="dxa" w:w="340"/>
-            <w:left w:type="dxa" w:w="170"/>
-            <w:bottom w:type="dxa" w:w="340"/>
-            <w:right w:type="dxa" w:w="170"/>
-          </w:tcMar>
-          <w:vAlign w:val="center"/>
-        </w:tcPr>
-        <w:p>
-          <w:pPr>
-            <w:spacing w:after="60"/>
-            <w:jc w:val="center"/>
-          </w:pPr>
-          <w:r>
-            <w:rPr>
-              <w:color w:val="888888"/>
-              <w:sz w:val="18"/>
-              <w:szCs w:val="18"/>
-            </w:rPr>
-            <w:t xml:space="preserve">系統座號區</w:t>
-          </w:r>
-        </w:p>
-        <w:p>
-          <w:pPr>
-            <w:jc w:val="center"/>
-          </w:pPr>
-          <w:r>
-            <w:rPr>
-              <w:color w:val="888888"/>
-              <w:sz w:val="14"/>
-              <w:szCs w:val="14"/>
-            </w:rPr>
-            <w:t xml:space="preserve">（請保留空白，系統將在此列印座號、姓名與 QR code）</w:t>
-          </w:r>
-        </w:p>
-        <w:p>
-          <w:r>
-            <w:rPr>
-              <w:sz w:val="28"/>
-              <w:szCs w:val="28"/>
-            </w:rPr>
-            <w:t xml:space="preserve"> </w:t>
-          </w:r>
-        </w:p>
-      </w:tc>
-    </w:tr>
-  </w:tbl>
+  <w:p>
+    <w:pPr>
+      <w:jc w:val="center"/>
+    </w:pPr>
+    <w:r>
+      <w:drawing>
+        <wp:inline distT="0" distB="0" distL="0" distR="0">
+          <wp:extent cx="6267450" cy="1228725"/>
+          <wp:effectExtent t="0" r="0" b="0" l="0"/>
+          <wp:docPr id="1" name="" descr="" title=""/>
+          <wp:cNvGraphicFramePr>
+            <a:graphicFrameLocks xmlns:a="http://schemas.openxmlformats.org/drawingml/2006/main" noChangeAspect="1"/>
+          </wp:cNvGraphicFramePr>
+          <a:graphic xmlns:a="http://schemas.openxmlformats.org/drawingml/2006/main">
+            <a:graphicData uri="http://schemas.openxmlformats.org/drawingml/2006/picture">
+              <pic:pic xmlns:pic="http://schemas.openxmlformats.org/drawingml/2006/picture">
+                <pic:nvPicPr>
+                  <pic:cNvPr id="0" name="" descr=""/>
+                  <pic:cNvPicPr>
+                    <a:picLocks noChangeAspect="1" noChangeArrowheads="1"/>
+                  </pic:cNvPicPr>
+                </pic:nvPicPr>
+                <pic:blipFill>
+                  <a:blip r:embed="rId0" cstate="none"/>
+                  <a:srcRect/>
+                  <a:stretch>
+                    <a:fillRect/>
+                  </a:stretch>
+                </pic:blipFill>
+                <pic:spPr bwMode="auto">
+                  <a:xfrm>
+                    <a:off x="0" y="0"/>
+                    <a:ext cx="6267450" cy="1228725"/>
+                  </a:xfrm>
+                  <a:prstGeom prst="rect">
+                    <a:avLst/>
+                  </a:prstGeom>
+                </pic:spPr>
+              </pic:pic>
+            </a:graphicData>
+          </a:graphic>
+        </wp:inline>
+      </w:drawing>
+    </w:r>
+  </w:p>
 </w:hdr>
 </file>
 
